--- a/test/generator/baseline/gen.pdf.to.docx.docx
+++ b/test/generator/baseline/gen.pdf.to.docx.docx
@@ -4219,8 +4219,8 @@
     <w:multiLevelType w:val="multilevel"/>
     <w:lvl w:ilvl="0">
       <w:start w:val="1"/>
-      <w:numFmt w:val="decimal"/>
-      <w:lvlText w:val="%1."/>
+      <w:numFmt w:val="bullet"/>
+      <w:lvlText w:val="•"/>
       <w:lvlJc w:val="left"/>
       <w:pPr>
         <w:ind w:left="720" w:hanging="360"/>
@@ -4237,8 +4237,8 @@
     </w:lvl>
     <w:lvl w:ilvl="2">
       <w:start w:val="1"/>
-      <w:numFmt w:val="decimal"/>
-      <w:lvlText w:val="%3."/>
+      <w:numFmt w:val="bullet"/>
+      <w:lvlText w:val="•"/>
       <w:lvlJc w:val="left"/>
       <w:pPr>
         <w:ind w:left="2160" w:hanging="360"/>
@@ -4246,8 +4246,8 @@
     </w:lvl>
     <w:lvl w:ilvl="3">
       <w:start w:val="1"/>
-      <w:numFmt w:val="decimal"/>
-      <w:lvlText w:val="%4."/>
+      <w:numFmt w:val="bullet"/>
+      <w:lvlText w:val="•"/>
       <w:lvlJc w:val="left"/>
       <w:pPr>
         <w:ind w:left="2880" w:hanging="360"/>
@@ -4255,8 +4255,8 @@
     </w:lvl>
     <w:lvl w:ilvl="4">
       <w:start w:val="1"/>
-      <w:numFmt w:val="decimal"/>
-      <w:lvlText w:val="%5."/>
+      <w:numFmt w:val="bullet"/>
+      <w:lvlText w:val="•"/>
       <w:lvlJc w:val="left"/>
       <w:pPr>
         <w:ind w:left="3600" w:hanging="360"/>
@@ -4264,8 +4264,8 @@
     </w:lvl>
     <w:lvl w:ilvl="5">
       <w:start w:val="1"/>
-      <w:numFmt w:val="decimal"/>
-      <w:lvlText w:val="%6."/>
+      <w:numFmt w:val="bullet"/>
+      <w:lvlText w:val="•"/>
       <w:lvlJc w:val="left"/>
       <w:pPr>
         <w:ind w:left="4320" w:hanging="360"/>
@@ -4273,8 +4273,8 @@
     </w:lvl>
     <w:lvl w:ilvl="6">
       <w:start w:val="1"/>
-      <w:numFmt w:val="decimal"/>
-      <w:lvlText w:val="%7."/>
+      <w:numFmt w:val="bullet"/>
+      <w:lvlText w:val="•"/>
       <w:lvlJc w:val="left"/>
       <w:pPr>
         <w:ind w:left="5040" w:hanging="360"/>
@@ -4282,8 +4282,8 @@
     </w:lvl>
     <w:lvl w:ilvl="7">
       <w:start w:val="1"/>
-      <w:numFmt w:val="decimal"/>
-      <w:lvlText w:val="%8."/>
+      <w:numFmt w:val="bullet"/>
+      <w:lvlText w:val="•"/>
       <w:lvlJc w:val="left"/>
       <w:pPr>
         <w:ind w:left="5760" w:hanging="360"/>
@@ -4291,8 +4291,8 @@
     </w:lvl>
     <w:lvl w:ilvl="8">
       <w:start w:val="1"/>
-      <w:numFmt w:val="decimal"/>
-      <w:lvlText w:val="%9."/>
+      <w:numFmt w:val="bullet"/>
+      <w:lvlText w:val="•"/>
       <w:lvlJc w:val="left"/>
       <w:pPr>
         <w:ind w:left="6480" w:hanging="360"/>
@@ -4312,8 +4312,8 @@
     </w:lvl>
     <w:lvl w:ilvl="1">
       <w:start w:val="1"/>
-      <w:numFmt w:val="decimal"/>
-      <w:lvlText w:val="%2."/>
+      <w:numFmt w:val="bullet"/>
+      <w:lvlText w:val="•"/>
       <w:lvlJc w:val="left"/>
       <w:pPr>
         <w:ind w:left="1440" w:hanging="360"/>
@@ -4321,8 +4321,8 @@
     </w:lvl>
     <w:lvl w:ilvl="2">
       <w:start w:val="1"/>
-      <w:numFmt w:val="bullet"/>
-      <w:lvlText w:val="•"/>
+      <w:numFmt w:val="decimal"/>
+      <w:lvlText w:val="%3."/>
       <w:lvlJc w:val="left"/>
       <w:pPr>
         <w:ind w:left="2160" w:hanging="360"/>
@@ -4377,594 +4377,6 @@
       <w:start w:val="1"/>
       <w:numFmt w:val="bullet"/>
       <w:lvlText w:val="•"/>
-      <w:lvlJc w:val="left"/>
-      <w:pPr>
-        <w:ind w:left="6480" w:hanging="360"/>
-      </w:pPr>
-    </w:lvl>
-  </w:abstractNum>
-  <w:abstractNum w:abstractNumId="4">
-    <w:multiLevelType w:val="multilevel"/>
-    <w:lvl w:ilvl="0">
-      <w:start w:val="1"/>
-      <w:numFmt w:val="bullet"/>
-      <w:lvlText w:val="•"/>
-      <w:lvlJc w:val="left"/>
-      <w:pPr>
-        <w:ind w:left="720" w:hanging="360"/>
-      </w:pPr>
-    </w:lvl>
-    <w:lvl w:ilvl="1">
-      <w:start w:val="1"/>
-      <w:numFmt w:val="bullet"/>
-      <w:lvlText w:val="•"/>
-      <w:lvlJc w:val="left"/>
-      <w:pPr>
-        <w:ind w:left="1440" w:hanging="360"/>
-      </w:pPr>
-    </w:lvl>
-    <w:lvl w:ilvl="2">
-      <w:start w:val="1"/>
-      <w:numFmt w:val="decimal"/>
-      <w:lvlText w:val="%3."/>
-      <w:lvlJc w:val="left"/>
-      <w:pPr>
-        <w:ind w:left="2160" w:hanging="360"/>
-      </w:pPr>
-    </w:lvl>
-    <w:lvl w:ilvl="3">
-      <w:start w:val="1"/>
-      <w:numFmt w:val="bullet"/>
-      <w:lvlText w:val="•"/>
-      <w:lvlJc w:val="left"/>
-      <w:pPr>
-        <w:ind w:left="2880" w:hanging="360"/>
-      </w:pPr>
-    </w:lvl>
-    <w:lvl w:ilvl="4">
-      <w:start w:val="1"/>
-      <w:numFmt w:val="bullet"/>
-      <w:lvlText w:val="•"/>
-      <w:lvlJc w:val="left"/>
-      <w:pPr>
-        <w:ind w:left="3600" w:hanging="360"/>
-      </w:pPr>
-    </w:lvl>
-    <w:lvl w:ilvl="5">
-      <w:start w:val="1"/>
-      <w:numFmt w:val="bullet"/>
-      <w:lvlText w:val="•"/>
-      <w:lvlJc w:val="left"/>
-      <w:pPr>
-        <w:ind w:left="4320" w:hanging="360"/>
-      </w:pPr>
-    </w:lvl>
-    <w:lvl w:ilvl="6">
-      <w:start w:val="1"/>
-      <w:numFmt w:val="bullet"/>
-      <w:lvlText w:val="•"/>
-      <w:lvlJc w:val="left"/>
-      <w:pPr>
-        <w:ind w:left="5040" w:hanging="360"/>
-      </w:pPr>
-    </w:lvl>
-    <w:lvl w:ilvl="7">
-      <w:start w:val="1"/>
-      <w:numFmt w:val="bullet"/>
-      <w:lvlText w:val="•"/>
-      <w:lvlJc w:val="left"/>
-      <w:pPr>
-        <w:ind w:left="5760" w:hanging="360"/>
-      </w:pPr>
-    </w:lvl>
-    <w:lvl w:ilvl="8">
-      <w:start w:val="1"/>
-      <w:numFmt w:val="bullet"/>
-      <w:lvlText w:val="•"/>
-      <w:lvlJc w:val="left"/>
-      <w:pPr>
-        <w:ind w:left="6480" w:hanging="360"/>
-      </w:pPr>
-    </w:lvl>
-  </w:abstractNum>
-  <w:abstractNum w:abstractNumId="5">
-    <w:multiLevelType w:val="multilevel"/>
-    <w:lvl w:ilvl="0">
-      <w:start w:val="1"/>
-      <w:numFmt w:val="bullet"/>
-      <w:lvlText w:val="•"/>
-      <w:lvlJc w:val="left"/>
-      <w:pPr>
-        <w:ind w:left="720" w:hanging="360"/>
-      </w:pPr>
-    </w:lvl>
-    <w:lvl w:ilvl="1">
-      <w:start w:val="1"/>
-      <w:numFmt w:val="bullet"/>
-      <w:lvlText w:val="•"/>
-      <w:lvlJc w:val="left"/>
-      <w:pPr>
-        <w:ind w:left="1440" w:hanging="360"/>
-      </w:pPr>
-    </w:lvl>
-    <w:lvl w:ilvl="2">
-      <w:start w:val="1"/>
-      <w:numFmt w:val="bullet"/>
-      <w:lvlText w:val="•"/>
-      <w:lvlJc w:val="left"/>
-      <w:pPr>
-        <w:ind w:left="2160" w:hanging="360"/>
-      </w:pPr>
-    </w:lvl>
-    <w:lvl w:ilvl="3">
-      <w:start w:val="1"/>
-      <w:numFmt w:val="bullet"/>
-      <w:lvlText w:val="•"/>
-      <w:lvlJc w:val="left"/>
-      <w:pPr>
-        <w:ind w:left="2880" w:hanging="360"/>
-      </w:pPr>
-    </w:lvl>
-    <w:lvl w:ilvl="4">
-      <w:start w:val="1"/>
-      <w:numFmt w:val="bullet"/>
-      <w:lvlText w:val="•"/>
-      <w:lvlJc w:val="left"/>
-      <w:pPr>
-        <w:ind w:left="3600" w:hanging="360"/>
-      </w:pPr>
-    </w:lvl>
-    <w:lvl w:ilvl="5">
-      <w:start w:val="1"/>
-      <w:numFmt w:val="bullet"/>
-      <w:lvlText w:val="•"/>
-      <w:lvlJc w:val="left"/>
-      <w:pPr>
-        <w:ind w:left="4320" w:hanging="360"/>
-      </w:pPr>
-    </w:lvl>
-    <w:lvl w:ilvl="6">
-      <w:start w:val="1"/>
-      <w:numFmt w:val="bullet"/>
-      <w:lvlText w:val="•"/>
-      <w:lvlJc w:val="left"/>
-      <w:pPr>
-        <w:ind w:left="5040" w:hanging="360"/>
-      </w:pPr>
-    </w:lvl>
-    <w:lvl w:ilvl="7">
-      <w:start w:val="1"/>
-      <w:numFmt w:val="bullet"/>
-      <w:lvlText w:val="•"/>
-      <w:lvlJc w:val="left"/>
-      <w:pPr>
-        <w:ind w:left="5760" w:hanging="360"/>
-      </w:pPr>
-    </w:lvl>
-    <w:lvl w:ilvl="8">
-      <w:start w:val="1"/>
-      <w:numFmt w:val="bullet"/>
-      <w:lvlText w:val="•"/>
-      <w:lvlJc w:val="left"/>
-      <w:pPr>
-        <w:ind w:left="6480" w:hanging="360"/>
-      </w:pPr>
-    </w:lvl>
-  </w:abstractNum>
-  <w:abstractNum w:abstractNumId="6">
-    <w:multiLevelType w:val="multilevel"/>
-    <w:lvl w:ilvl="0">
-      <w:start w:val="1"/>
-      <w:numFmt w:val="bullet"/>
-      <w:lvlText w:val="•"/>
-      <w:lvlJc w:val="left"/>
-      <w:pPr>
-        <w:ind w:left="720" w:hanging="360"/>
-      </w:pPr>
-    </w:lvl>
-    <w:lvl w:ilvl="1">
-      <w:start w:val="1"/>
-      <w:numFmt w:val="bullet"/>
-      <w:lvlText w:val="•"/>
-      <w:lvlJc w:val="left"/>
-      <w:pPr>
-        <w:ind w:left="1440" w:hanging="360"/>
-      </w:pPr>
-    </w:lvl>
-    <w:lvl w:ilvl="2">
-      <w:start w:val="1"/>
-      <w:numFmt w:val="bullet"/>
-      <w:lvlText w:val="•"/>
-      <w:lvlJc w:val="left"/>
-      <w:pPr>
-        <w:ind w:left="2160" w:hanging="360"/>
-      </w:pPr>
-    </w:lvl>
-    <w:lvl w:ilvl="3">
-      <w:start w:val="1"/>
-      <w:numFmt w:val="bullet"/>
-      <w:lvlText w:val="•"/>
-      <w:lvlJc w:val="left"/>
-      <w:pPr>
-        <w:ind w:left="2880" w:hanging="360"/>
-      </w:pPr>
-    </w:lvl>
-    <w:lvl w:ilvl="4">
-      <w:start w:val="1"/>
-      <w:numFmt w:val="bullet"/>
-      <w:lvlText w:val="•"/>
-      <w:lvlJc w:val="left"/>
-      <w:pPr>
-        <w:ind w:left="3600" w:hanging="360"/>
-      </w:pPr>
-    </w:lvl>
-    <w:lvl w:ilvl="5">
-      <w:start w:val="1"/>
-      <w:numFmt w:val="bullet"/>
-      <w:lvlText w:val="•"/>
-      <w:lvlJc w:val="left"/>
-      <w:pPr>
-        <w:ind w:left="4320" w:hanging="360"/>
-      </w:pPr>
-    </w:lvl>
-    <w:lvl w:ilvl="6">
-      <w:start w:val="1"/>
-      <w:numFmt w:val="bullet"/>
-      <w:lvlText w:val="•"/>
-      <w:lvlJc w:val="left"/>
-      <w:pPr>
-        <w:ind w:left="5040" w:hanging="360"/>
-      </w:pPr>
-    </w:lvl>
-    <w:lvl w:ilvl="7">
-      <w:start w:val="1"/>
-      <w:numFmt w:val="bullet"/>
-      <w:lvlText w:val="•"/>
-      <w:lvlJc w:val="left"/>
-      <w:pPr>
-        <w:ind w:left="5760" w:hanging="360"/>
-      </w:pPr>
-    </w:lvl>
-    <w:lvl w:ilvl="8">
-      <w:start w:val="1"/>
-      <w:numFmt w:val="bullet"/>
-      <w:lvlText w:val="•"/>
-      <w:lvlJc w:val="left"/>
-      <w:pPr>
-        <w:ind w:left="6480" w:hanging="360"/>
-      </w:pPr>
-    </w:lvl>
-  </w:abstractNum>
-  <w:abstractNum w:abstractNumId="7">
-    <w:multiLevelType w:val="multilevel"/>
-    <w:lvl w:ilvl="0">
-      <w:start w:val="1"/>
-      <w:numFmt w:val="bullet"/>
-      <w:lvlText w:val="•"/>
-      <w:lvlJc w:val="left"/>
-      <w:pPr>
-        <w:ind w:left="720" w:hanging="360"/>
-      </w:pPr>
-    </w:lvl>
-    <w:lvl w:ilvl="1">
-      <w:start w:val="1"/>
-      <w:numFmt w:val="bullet"/>
-      <w:lvlText w:val="•"/>
-      <w:lvlJc w:val="left"/>
-      <w:pPr>
-        <w:ind w:left="1440" w:hanging="360"/>
-      </w:pPr>
-    </w:lvl>
-    <w:lvl w:ilvl="2">
-      <w:start w:val="1"/>
-      <w:numFmt w:val="bullet"/>
-      <w:lvlText w:val="•"/>
-      <w:lvlJc w:val="left"/>
-      <w:pPr>
-        <w:ind w:left="2160" w:hanging="360"/>
-      </w:pPr>
-    </w:lvl>
-    <w:lvl w:ilvl="3">
-      <w:start w:val="1"/>
-      <w:numFmt w:val="bullet"/>
-      <w:lvlText w:val="•"/>
-      <w:lvlJc w:val="left"/>
-      <w:pPr>
-        <w:ind w:left="2880" w:hanging="360"/>
-      </w:pPr>
-    </w:lvl>
-    <w:lvl w:ilvl="4">
-      <w:start w:val="1"/>
-      <w:numFmt w:val="bullet"/>
-      <w:lvlText w:val="•"/>
-      <w:lvlJc w:val="left"/>
-      <w:pPr>
-        <w:ind w:left="3600" w:hanging="360"/>
-      </w:pPr>
-    </w:lvl>
-    <w:lvl w:ilvl="5">
-      <w:start w:val="1"/>
-      <w:numFmt w:val="bullet"/>
-      <w:lvlText w:val="•"/>
-      <w:lvlJc w:val="left"/>
-      <w:pPr>
-        <w:ind w:left="4320" w:hanging="360"/>
-      </w:pPr>
-    </w:lvl>
-    <w:lvl w:ilvl="6">
-      <w:start w:val="1"/>
-      <w:numFmt w:val="bullet"/>
-      <w:lvlText w:val="•"/>
-      <w:lvlJc w:val="left"/>
-      <w:pPr>
-        <w:ind w:left="5040" w:hanging="360"/>
-      </w:pPr>
-    </w:lvl>
-    <w:lvl w:ilvl="7">
-      <w:start w:val="1"/>
-      <w:numFmt w:val="bullet"/>
-      <w:lvlText w:val="•"/>
-      <w:lvlJc w:val="left"/>
-      <w:pPr>
-        <w:ind w:left="5760" w:hanging="360"/>
-      </w:pPr>
-    </w:lvl>
-    <w:lvl w:ilvl="8">
-      <w:start w:val="1"/>
-      <w:numFmt w:val="bullet"/>
-      <w:lvlText w:val="•"/>
-      <w:lvlJc w:val="left"/>
-      <w:pPr>
-        <w:ind w:left="6480" w:hanging="360"/>
-      </w:pPr>
-    </w:lvl>
-  </w:abstractNum>
-  <w:abstractNum w:abstractNumId="8">
-    <w:multiLevelType w:val="multilevel"/>
-    <w:lvl w:ilvl="0">
-      <w:start w:val="1"/>
-      <w:numFmt w:val="bullet"/>
-      <w:lvlText w:val="•"/>
-      <w:lvlJc w:val="left"/>
-      <w:pPr>
-        <w:ind w:left="720" w:hanging="360"/>
-      </w:pPr>
-    </w:lvl>
-    <w:lvl w:ilvl="1">
-      <w:start w:val="1"/>
-      <w:numFmt w:val="bullet"/>
-      <w:lvlText w:val="•"/>
-      <w:lvlJc w:val="left"/>
-      <w:pPr>
-        <w:ind w:left="1440" w:hanging="360"/>
-      </w:pPr>
-    </w:lvl>
-    <w:lvl w:ilvl="2">
-      <w:start w:val="1"/>
-      <w:numFmt w:val="bullet"/>
-      <w:lvlText w:val="•"/>
-      <w:lvlJc w:val="left"/>
-      <w:pPr>
-        <w:ind w:left="2160" w:hanging="360"/>
-      </w:pPr>
-    </w:lvl>
-    <w:lvl w:ilvl="3">
-      <w:start w:val="1"/>
-      <w:numFmt w:val="bullet"/>
-      <w:lvlText w:val="•"/>
-      <w:lvlJc w:val="left"/>
-      <w:pPr>
-        <w:ind w:left="2880" w:hanging="360"/>
-      </w:pPr>
-    </w:lvl>
-    <w:lvl w:ilvl="4">
-      <w:start w:val="1"/>
-      <w:numFmt w:val="bullet"/>
-      <w:lvlText w:val="•"/>
-      <w:lvlJc w:val="left"/>
-      <w:pPr>
-        <w:ind w:left="3600" w:hanging="360"/>
-      </w:pPr>
-    </w:lvl>
-    <w:lvl w:ilvl="5">
-      <w:start w:val="1"/>
-      <w:numFmt w:val="bullet"/>
-      <w:lvlText w:val="•"/>
-      <w:lvlJc w:val="left"/>
-      <w:pPr>
-        <w:ind w:left="4320" w:hanging="360"/>
-      </w:pPr>
-    </w:lvl>
-    <w:lvl w:ilvl="6">
-      <w:start w:val="1"/>
-      <w:numFmt w:val="bullet"/>
-      <w:lvlText w:val="•"/>
-      <w:lvlJc w:val="left"/>
-      <w:pPr>
-        <w:ind w:left="5040" w:hanging="360"/>
-      </w:pPr>
-    </w:lvl>
-    <w:lvl w:ilvl="7">
-      <w:start w:val="1"/>
-      <w:numFmt w:val="bullet"/>
-      <w:lvlText w:val="•"/>
-      <w:lvlJc w:val="left"/>
-      <w:pPr>
-        <w:ind w:left="5760" w:hanging="360"/>
-      </w:pPr>
-    </w:lvl>
-    <w:lvl w:ilvl="8">
-      <w:start w:val="1"/>
-      <w:numFmt w:val="bullet"/>
-      <w:lvlText w:val="•"/>
-      <w:lvlJc w:val="left"/>
-      <w:pPr>
-        <w:ind w:left="6480" w:hanging="360"/>
-      </w:pPr>
-    </w:lvl>
-  </w:abstractNum>
-  <w:abstractNum w:abstractNumId="9">
-    <w:multiLevelType w:val="multilevel"/>
-    <w:lvl w:ilvl="0">
-      <w:start w:val="1"/>
-      <w:numFmt w:val="decimal"/>
-      <w:lvlText w:val="%1."/>
-      <w:lvlJc w:val="left"/>
-      <w:pPr>
-        <w:ind w:left="720" w:hanging="360"/>
-      </w:pPr>
-    </w:lvl>
-    <w:lvl w:ilvl="1">
-      <w:start w:val="1"/>
-      <w:numFmt w:val="decimal"/>
-      <w:lvlText w:val="%2."/>
-      <w:lvlJc w:val="left"/>
-      <w:pPr>
-        <w:ind w:left="1440" w:hanging="360"/>
-      </w:pPr>
-    </w:lvl>
-    <w:lvl w:ilvl="2">
-      <w:start w:val="1"/>
-      <w:numFmt w:val="decimal"/>
-      <w:lvlText w:val="%3."/>
-      <w:lvlJc w:val="left"/>
-      <w:pPr>
-        <w:ind w:left="2160" w:hanging="360"/>
-      </w:pPr>
-    </w:lvl>
-    <w:lvl w:ilvl="3">
-      <w:start w:val="1"/>
-      <w:numFmt w:val="decimal"/>
-      <w:lvlText w:val="%4."/>
-      <w:lvlJc w:val="left"/>
-      <w:pPr>
-        <w:ind w:left="2880" w:hanging="360"/>
-      </w:pPr>
-    </w:lvl>
-    <w:lvl w:ilvl="4">
-      <w:start w:val="1"/>
-      <w:numFmt w:val="decimal"/>
-      <w:lvlText w:val="%5."/>
-      <w:lvlJc w:val="left"/>
-      <w:pPr>
-        <w:ind w:left="3600" w:hanging="360"/>
-      </w:pPr>
-    </w:lvl>
-    <w:lvl w:ilvl="5">
-      <w:start w:val="1"/>
-      <w:numFmt w:val="decimal"/>
-      <w:lvlText w:val="%6."/>
-      <w:lvlJc w:val="left"/>
-      <w:pPr>
-        <w:ind w:left="4320" w:hanging="360"/>
-      </w:pPr>
-    </w:lvl>
-    <w:lvl w:ilvl="6">
-      <w:start w:val="1"/>
-      <w:numFmt w:val="decimal"/>
-      <w:lvlText w:val="%7."/>
-      <w:lvlJc w:val="left"/>
-      <w:pPr>
-        <w:ind w:left="5040" w:hanging="360"/>
-      </w:pPr>
-    </w:lvl>
-    <w:lvl w:ilvl="7">
-      <w:start w:val="1"/>
-      <w:numFmt w:val="decimal"/>
-      <w:lvlText w:val="%8."/>
-      <w:lvlJc w:val="left"/>
-      <w:pPr>
-        <w:ind w:left="5760" w:hanging="360"/>
-      </w:pPr>
-    </w:lvl>
-    <w:lvl w:ilvl="8">
-      <w:start w:val="1"/>
-      <w:numFmt w:val="decimal"/>
-      <w:lvlText w:val="%9."/>
-      <w:lvlJc w:val="left"/>
-      <w:pPr>
-        <w:ind w:left="6480" w:hanging="360"/>
-      </w:pPr>
-    </w:lvl>
-  </w:abstractNum>
-  <w:abstractNum w:abstractNumId="10">
-    <w:multiLevelType w:val="multilevel"/>
-    <w:lvl w:ilvl="0">
-      <w:start w:val="1"/>
-      <w:numFmt w:val="decimal"/>
-      <w:lvlText w:val="%1."/>
-      <w:lvlJc w:val="left"/>
-      <w:pPr>
-        <w:ind w:left="720" w:hanging="360"/>
-      </w:pPr>
-    </w:lvl>
-    <w:lvl w:ilvl="1">
-      <w:start w:val="1"/>
-      <w:numFmt w:val="decimal"/>
-      <w:lvlText w:val="%2."/>
-      <w:lvlJc w:val="left"/>
-      <w:pPr>
-        <w:ind w:left="1440" w:hanging="360"/>
-      </w:pPr>
-    </w:lvl>
-    <w:lvl w:ilvl="2">
-      <w:start w:val="1"/>
-      <w:numFmt w:val="decimal"/>
-      <w:lvlText w:val="%3."/>
-      <w:lvlJc w:val="left"/>
-      <w:pPr>
-        <w:ind w:left="2160" w:hanging="360"/>
-      </w:pPr>
-    </w:lvl>
-    <w:lvl w:ilvl="3">
-      <w:start w:val="1"/>
-      <w:numFmt w:val="decimal"/>
-      <w:lvlText w:val="%4."/>
-      <w:lvlJc w:val="left"/>
-      <w:pPr>
-        <w:ind w:left="2880" w:hanging="360"/>
-      </w:pPr>
-    </w:lvl>
-    <w:lvl w:ilvl="4">
-      <w:start w:val="1"/>
-      <w:numFmt w:val="decimal"/>
-      <w:lvlText w:val="%5."/>
-      <w:lvlJc w:val="left"/>
-      <w:pPr>
-        <w:ind w:left="3600" w:hanging="360"/>
-      </w:pPr>
-    </w:lvl>
-    <w:lvl w:ilvl="5">
-      <w:start w:val="1"/>
-      <w:numFmt w:val="decimal"/>
-      <w:lvlText w:val="%6."/>
-      <w:lvlJc w:val="left"/>
-      <w:pPr>
-        <w:ind w:left="4320" w:hanging="360"/>
-      </w:pPr>
-    </w:lvl>
-    <w:lvl w:ilvl="6">
-      <w:start w:val="1"/>
-      <w:numFmt w:val="decimal"/>
-      <w:lvlText w:val="%7."/>
-      <w:lvlJc w:val="left"/>
-      <w:pPr>
-        <w:ind w:left="5040" w:hanging="360"/>
-      </w:pPr>
-    </w:lvl>
-    <w:lvl w:ilvl="7">
-      <w:start w:val="1"/>
-      <w:numFmt w:val="decimal"/>
-      <w:lvlText w:val="%8."/>
-      <w:lvlJc w:val="left"/>
-      <w:pPr>
-        <w:ind w:left="5760" w:hanging="360"/>
-      </w:pPr>
-    </w:lvl>
-    <w:lvl w:ilvl="8">
-      <w:start w:val="1"/>
-      <w:numFmt w:val="decimal"/>
-      <w:lvlText w:val="%9."/>
       <w:lvlJc w:val="left"/>
       <w:pPr>
         <w:ind w:left="6480" w:hanging="360"/>
@@ -4976,33 +4388,48 @@
   </w:num>
   <w:num w:numId="2">
     <w:abstractNumId w:val="1"/>
+    <w:lvlOverride w:ilvl="0">
+      <w:startOverride w:val="1"/>
+    </w:lvlOverride>
   </w:num>
   <w:num w:numId="3">
-    <w:abstractNumId w:val="2"/>
+    <w:abstractNumId w:val="1"/>
+    <w:lvlOverride w:ilvl="0">
+      <w:startOverride w:val="1"/>
+    </w:lvlOverride>
   </w:num>
   <w:num w:numId="4">
-    <w:abstractNumId w:val="3"/>
+    <w:abstractNumId w:val="2"/>
+    <w:lvlOverride w:ilvl="1">
+      <w:startOverride w:val="1"/>
+    </w:lvlOverride>
   </w:num>
   <w:num w:numId="5">
-    <w:abstractNumId w:val="4"/>
+    <w:abstractNumId w:val="3"/>
+    <w:lvlOverride w:ilvl="2">
+      <w:startOverride w:val="1"/>
+    </w:lvlOverride>
   </w:num>
   <w:num w:numId="6">
-    <w:abstractNumId w:val="5"/>
+    <w:abstractNumId w:val="0"/>
   </w:num>
   <w:num w:numId="7">
-    <w:abstractNumId w:val="6"/>
+    <w:abstractNumId w:val="0"/>
   </w:num>
   <w:num w:numId="8">
-    <w:abstractNumId w:val="7"/>
+    <w:abstractNumId w:val="0"/>
   </w:num>
   <w:num w:numId="9">
-    <w:abstractNumId w:val="8"/>
+    <w:abstractNumId w:val="0"/>
   </w:num>
   <w:num w:numId="10">
-    <w:abstractNumId w:val="9"/>
+    <w:abstractNumId w:val="1"/>
+    <w:lvlOverride w:ilvl="0">
+      <w:startOverride w:val="1"/>
+    </w:lvlOverride>
   </w:num>
   <w:num w:numId="11">
-    <w:abstractNumId w:val="10"/>
+    <w:abstractNumId w:val="1"/>
     <w:lvlOverride w:ilvl="0">
       <w:startOverride w:val="3"/>
     </w:lvlOverride>

--- a/test/generator/baseline/gen.pdf.to.docx.docx
+++ b/test/generator/baseline/gen.pdf.to.docx.docx
@@ -4229,7 +4229,7 @@
     <w:lvl w:ilvl="1">
       <w:start w:val="1"/>
       <w:numFmt w:val="decimal"/>
-      <w:lvlText w:val="%2."/>
+      <w:lvlText w:val="%1.%2."/>
       <w:lvlJc w:val="left"/>
       <w:pPr>
         <w:ind w:left="1440" w:hanging="360"/>
@@ -4322,7 +4322,7 @@
     <w:lvl w:ilvl="2">
       <w:start w:val="1"/>
       <w:numFmt w:val="decimal"/>
-      <w:lvlText w:val="%3."/>
+      <w:lvlText w:val="%1.%2.%3."/>
       <w:lvlJc w:val="left"/>
       <w:pPr>
         <w:ind w:left="2160" w:hanging="360"/>
@@ -4377,6 +4377,258 @@
       <w:start w:val="1"/>
       <w:numFmt w:val="bullet"/>
       <w:lvlText w:val="•"/>
+      <w:lvlJc w:val="left"/>
+      <w:pPr>
+        <w:ind w:left="6480" w:hanging="360"/>
+      </w:pPr>
+    </w:lvl>
+  </w:abstractNum>
+  <w:abstractNum w:abstractNumId="4">
+    <w:multiLevelType w:val="multilevel"/>
+    <w:lvl w:ilvl="0">
+      <w:start w:val="1"/>
+      <w:numFmt w:val="bullet"/>
+      <w:lvlText w:val="▪"/>
+      <w:lvlJc w:val="left"/>
+      <w:pPr>
+        <w:ind w:left="720" w:hanging="360"/>
+      </w:pPr>
+    </w:lvl>
+    <w:lvl w:ilvl="1">
+      <w:start w:val="1"/>
+      <w:numFmt w:val="bullet"/>
+      <w:lvlText w:val="▪"/>
+      <w:lvlJc w:val="left"/>
+      <w:pPr>
+        <w:ind w:left="1440" w:hanging="360"/>
+      </w:pPr>
+    </w:lvl>
+    <w:lvl w:ilvl="2">
+      <w:start w:val="1"/>
+      <w:numFmt w:val="bullet"/>
+      <w:lvlText w:val="▪"/>
+      <w:lvlJc w:val="left"/>
+      <w:pPr>
+        <w:ind w:left="2160" w:hanging="360"/>
+      </w:pPr>
+    </w:lvl>
+    <w:lvl w:ilvl="3">
+      <w:start w:val="1"/>
+      <w:numFmt w:val="bullet"/>
+      <w:lvlText w:val="▪"/>
+      <w:lvlJc w:val="left"/>
+      <w:pPr>
+        <w:ind w:left="2880" w:hanging="360"/>
+      </w:pPr>
+    </w:lvl>
+    <w:lvl w:ilvl="4">
+      <w:start w:val="1"/>
+      <w:numFmt w:val="bullet"/>
+      <w:lvlText w:val="▪"/>
+      <w:lvlJc w:val="left"/>
+      <w:pPr>
+        <w:ind w:left="3600" w:hanging="360"/>
+      </w:pPr>
+    </w:lvl>
+    <w:lvl w:ilvl="5">
+      <w:start w:val="1"/>
+      <w:numFmt w:val="bullet"/>
+      <w:lvlText w:val="▪"/>
+      <w:lvlJc w:val="left"/>
+      <w:pPr>
+        <w:ind w:left="4320" w:hanging="360"/>
+      </w:pPr>
+    </w:lvl>
+    <w:lvl w:ilvl="6">
+      <w:start w:val="1"/>
+      <w:numFmt w:val="bullet"/>
+      <w:lvlText w:val="▪"/>
+      <w:lvlJc w:val="left"/>
+      <w:pPr>
+        <w:ind w:left="5040" w:hanging="360"/>
+      </w:pPr>
+    </w:lvl>
+    <w:lvl w:ilvl="7">
+      <w:start w:val="1"/>
+      <w:numFmt w:val="bullet"/>
+      <w:lvlText w:val="▪"/>
+      <w:lvlJc w:val="left"/>
+      <w:pPr>
+        <w:ind w:left="5760" w:hanging="360"/>
+      </w:pPr>
+    </w:lvl>
+    <w:lvl w:ilvl="8">
+      <w:start w:val="1"/>
+      <w:numFmt w:val="bullet"/>
+      <w:lvlText w:val="▪"/>
+      <w:lvlJc w:val="left"/>
+      <w:pPr>
+        <w:ind w:left="6480" w:hanging="360"/>
+      </w:pPr>
+    </w:lvl>
+  </w:abstractNum>
+  <w:abstractNum w:abstractNumId="5">
+    <w:multiLevelType w:val="multilevel"/>
+    <w:lvl w:ilvl="0">
+      <w:start w:val="1"/>
+      <w:numFmt w:val="bullet"/>
+      <w:lvlText w:val="•"/>
+      <w:lvlJc w:val="left"/>
+      <w:pPr>
+        <w:ind w:left="720" w:hanging="360"/>
+      </w:pPr>
+    </w:lvl>
+    <w:lvl w:ilvl="1">
+      <w:start w:val="1"/>
+      <w:numFmt w:val="bullet"/>
+      <w:lvlText w:val="•"/>
+      <w:lvlJc w:val="left"/>
+      <w:pPr>
+        <w:ind w:left="1440" w:hanging="360"/>
+      </w:pPr>
+    </w:lvl>
+    <w:lvl w:ilvl="2">
+      <w:start w:val="1"/>
+      <w:numFmt w:val="bullet"/>
+      <w:lvlText w:val="•"/>
+      <w:lvlJc w:val="left"/>
+      <w:pPr>
+        <w:ind w:left="2160" w:hanging="360"/>
+      </w:pPr>
+    </w:lvl>
+    <w:lvl w:ilvl="3">
+      <w:start w:val="1"/>
+      <w:numFmt w:val="bullet"/>
+      <w:lvlText w:val="o"/>
+      <w:lvlJc w:val="left"/>
+      <w:pPr>
+        <w:ind w:left="2880" w:hanging="360"/>
+      </w:pPr>
+    </w:lvl>
+    <w:lvl w:ilvl="4">
+      <w:start w:val="1"/>
+      <w:numFmt w:val="bullet"/>
+      <w:lvlText w:val="•"/>
+      <w:lvlJc w:val="left"/>
+      <w:pPr>
+        <w:ind w:left="3600" w:hanging="360"/>
+      </w:pPr>
+    </w:lvl>
+    <w:lvl w:ilvl="5">
+      <w:start w:val="1"/>
+      <w:numFmt w:val="bullet"/>
+      <w:lvlText w:val="•"/>
+      <w:lvlJc w:val="left"/>
+      <w:pPr>
+        <w:ind w:left="4320" w:hanging="360"/>
+      </w:pPr>
+    </w:lvl>
+    <w:lvl w:ilvl="6">
+      <w:start w:val="1"/>
+      <w:numFmt w:val="bullet"/>
+      <w:lvlText w:val="•"/>
+      <w:lvlJc w:val="left"/>
+      <w:pPr>
+        <w:ind w:left="5040" w:hanging="360"/>
+      </w:pPr>
+    </w:lvl>
+    <w:lvl w:ilvl="7">
+      <w:start w:val="1"/>
+      <w:numFmt w:val="bullet"/>
+      <w:lvlText w:val="•"/>
+      <w:lvlJc w:val="left"/>
+      <w:pPr>
+        <w:ind w:left="5760" w:hanging="360"/>
+      </w:pPr>
+    </w:lvl>
+    <w:lvl w:ilvl="8">
+      <w:start w:val="1"/>
+      <w:numFmt w:val="bullet"/>
+      <w:lvlText w:val="•"/>
+      <w:lvlJc w:val="left"/>
+      <w:pPr>
+        <w:ind w:left="6480" w:hanging="360"/>
+      </w:pPr>
+    </w:lvl>
+  </w:abstractNum>
+  <w:abstractNum w:abstractNumId="6">
+    <w:multiLevelType w:val="multilevel"/>
+    <w:lvl w:ilvl="0">
+      <w:start w:val="1"/>
+      <w:numFmt w:val="lowerRoman"/>
+      <w:lvlText w:val="%1."/>
+      <w:lvlJc w:val="left"/>
+      <w:pPr>
+        <w:ind w:left="720" w:hanging="360"/>
+      </w:pPr>
+    </w:lvl>
+    <w:lvl w:ilvl="1">
+      <w:start w:val="1"/>
+      <w:numFmt w:val="lowerRoman"/>
+      <w:lvlText w:val="%2."/>
+      <w:lvlJc w:val="left"/>
+      <w:pPr>
+        <w:ind w:left="1440" w:hanging="360"/>
+      </w:pPr>
+    </w:lvl>
+    <w:lvl w:ilvl="2">
+      <w:start w:val="1"/>
+      <w:numFmt w:val="lowerRoman"/>
+      <w:lvlText w:val="%3."/>
+      <w:lvlJc w:val="left"/>
+      <w:pPr>
+        <w:ind w:left="2160" w:hanging="360"/>
+      </w:pPr>
+    </w:lvl>
+    <w:lvl w:ilvl="3">
+      <w:start w:val="1"/>
+      <w:numFmt w:val="lowerRoman"/>
+      <w:lvlText w:val="%4."/>
+      <w:lvlJc w:val="left"/>
+      <w:pPr>
+        <w:ind w:left="2880" w:hanging="360"/>
+      </w:pPr>
+    </w:lvl>
+    <w:lvl w:ilvl="4">
+      <w:start w:val="1"/>
+      <w:numFmt w:val="lowerRoman"/>
+      <w:lvlText w:val="%5."/>
+      <w:lvlJc w:val="left"/>
+      <w:pPr>
+        <w:ind w:left="3600" w:hanging="360"/>
+      </w:pPr>
+    </w:lvl>
+    <w:lvl w:ilvl="5">
+      <w:start w:val="1"/>
+      <w:numFmt w:val="lowerRoman"/>
+      <w:lvlText w:val="%6."/>
+      <w:lvlJc w:val="left"/>
+      <w:pPr>
+        <w:ind w:left="4320" w:hanging="360"/>
+      </w:pPr>
+    </w:lvl>
+    <w:lvl w:ilvl="6">
+      <w:start w:val="1"/>
+      <w:numFmt w:val="lowerRoman"/>
+      <w:lvlText w:val="%7."/>
+      <w:lvlJc w:val="left"/>
+      <w:pPr>
+        <w:ind w:left="5040" w:hanging="360"/>
+      </w:pPr>
+    </w:lvl>
+    <w:lvl w:ilvl="7">
+      <w:start w:val="1"/>
+      <w:numFmt w:val="lowerRoman"/>
+      <w:lvlText w:val="%8."/>
+      <w:lvlJc w:val="left"/>
+      <w:pPr>
+        <w:ind w:left="5760" w:hanging="360"/>
+      </w:pPr>
+    </w:lvl>
+    <w:lvl w:ilvl="8">
+      <w:start w:val="1"/>
+      <w:numFmt w:val="lowerRoman"/>
+      <w:lvlText w:val="%9."/>
       <w:lvlJc w:val="left"/>
       <w:pPr>
         <w:ind w:left="6480" w:hanging="360"/>
@@ -4411,7 +4663,7 @@
     </w:lvlOverride>
   </w:num>
   <w:num w:numId="6">
-    <w:abstractNumId w:val="0"/>
+    <w:abstractNumId w:val="4"/>
   </w:num>
   <w:num w:numId="7">
     <w:abstractNumId w:val="0"/>
@@ -4420,16 +4672,16 @@
     <w:abstractNumId w:val="0"/>
   </w:num>
   <w:num w:numId="9">
-    <w:abstractNumId w:val="0"/>
+    <w:abstractNumId w:val="5"/>
   </w:num>
   <w:num w:numId="10">
-    <w:abstractNumId w:val="1"/>
+    <w:abstractNumId w:val="6"/>
     <w:lvlOverride w:ilvl="0">
       <w:startOverride w:val="1"/>
     </w:lvlOverride>
   </w:num>
   <w:num w:numId="11">
-    <w:abstractNumId w:val="1"/>
+    <w:abstractNumId w:val="6"/>
     <w:lvlOverride w:ilvl="0">
       <w:startOverride w:val="3"/>
     </w:lvlOverride>

--- a/test/generator/baseline/gen.pdf.to.docx.docx
+++ b/test/generator/baseline/gen.pdf.to.docx.docx
@@ -518,8 +518,8 @@
         </w:tblBorders>
       </w:tblPr>
       <w:tblGrid>
-        <w:gridCol w:w="4513"/>
-        <w:gridCol w:w="4513"/>
+        <w:gridCol w:w="4680"/>
+        <w:gridCol w:w="4680"/>
       </w:tblGrid>
       <w:tr>
         <w:trPr>
@@ -804,12 +804,12 @@
         </w:tblBorders>
       </w:tblPr>
       <w:tblGrid>
-        <w:gridCol w:w="1504"/>
-        <w:gridCol w:w="1504"/>
-        <w:gridCol w:w="1504"/>
-        <w:gridCol w:w="1504"/>
-        <w:gridCol w:w="1504"/>
-        <w:gridCol w:w="1504"/>
+        <w:gridCol w:w="1560"/>
+        <w:gridCol w:w="1560"/>
+        <w:gridCol w:w="1560"/>
+        <w:gridCol w:w="1560"/>
+        <w:gridCol w:w="1560"/>
+        <w:gridCol w:w="1560"/>
       </w:tblGrid>
       <w:tr>
         <w:trPr>
@@ -1288,10 +1288,10 @@
         </w:tblBorders>
       </w:tblPr>
       <w:tblGrid>
-        <w:gridCol w:w="2256"/>
-        <w:gridCol w:w="2256"/>
-        <w:gridCol w:w="2256"/>
-        <w:gridCol w:w="2256"/>
+        <w:gridCol w:w="2340"/>
+        <w:gridCol w:w="2340"/>
+        <w:gridCol w:w="2340"/>
+        <w:gridCol w:w="2340"/>
       </w:tblGrid>
       <w:tr>
         <w:trPr>
@@ -1793,8 +1793,8 @@
         </w:tblBorders>
       </w:tblPr>
       <w:tblGrid>
-        <w:gridCol w:w="4513"/>
-        <w:gridCol w:w="4513"/>
+        <w:gridCol w:w="4680"/>
+        <w:gridCol w:w="4680"/>
       </w:tblGrid>
       <w:tr>
         <w:trPr>
@@ -1818,8 +1818,8 @@
               </w:tblBorders>
             </w:tblPr>
             <w:tblGrid>
-              <w:gridCol w:w="4513"/>
-              <w:gridCol w:w="4513"/>
+              <w:gridCol w:w="4680"/>
+              <w:gridCol w:w="4680"/>
             </w:tblGrid>
             <w:tr>
               <w:trPr>
@@ -1974,13 +1974,13 @@
         </w:tblBorders>
       </w:tblPr>
       <w:tblGrid>
-        <w:gridCol w:w="1289"/>
-        <w:gridCol w:w="1289"/>
-        <w:gridCol w:w="1289"/>
-        <w:gridCol w:w="1289"/>
-        <w:gridCol w:w="1289"/>
-        <w:gridCol w:w="1289"/>
-        <w:gridCol w:w="1289"/>
+        <w:gridCol w:w="1337"/>
+        <w:gridCol w:w="1337"/>
+        <w:gridCol w:w="1337"/>
+        <w:gridCol w:w="1337"/>
+        <w:gridCol w:w="1337"/>
+        <w:gridCol w:w="1337"/>
+        <w:gridCol w:w="1337"/>
       </w:tblGrid>
       <w:tr>
         <w:tc>
@@ -3944,7 +3944,7 @@
       </w:r>
     </w:p>
     <w:sectPr>
-      <w:pgSz w:w="11906" w:h="16838"/>
+      <w:pgSz w:w="12240" w:h="15840"/>
       <w:pgMar w:top="1440" w:right="1440" w:bottom="1440" w:left="1440" w:header="708" w:footer="708" w:gutter="0"/>
     </w:sectPr>
   </w:body>

--- a/test/generator/baseline/gen.pdf.to.docx.docx
+++ b/test/generator/baseline/gen.pdf.to.docx.docx
@@ -4229,7 +4229,7 @@
     <w:lvl w:ilvl="1">
       <w:start w:val="1"/>
       <w:numFmt w:val="decimal"/>
-      <w:lvlText w:val="%1.%2."/>
+      <w:lvlText w:val="1.%2."/>
       <w:lvlJc w:val="left"/>
       <w:pPr>
         <w:ind w:left="1440" w:hanging="360"/>
@@ -4322,7 +4322,7 @@
     <w:lvl w:ilvl="2">
       <w:start w:val="1"/>
       <w:numFmt w:val="decimal"/>
-      <w:lvlText w:val="%1.%2.%3."/>
+      <w:lvlText w:val="1.1.%3."/>
       <w:lvlJc w:val="left"/>
       <w:pPr>
         <w:ind w:left="2160" w:hanging="360"/>

--- a/test/generator/baseline/gen.pdf.to.docx.docx
+++ b/test/generator/baseline/gen.pdf.to.docx.docx
@@ -528,6 +528,7 @@
         <w:tc>
           <w:tcPr>
             <w:tcW w:w="0" w:type="auto"/>
+            <w:shd w:val="clear" w:color="auto" w:fill="9BBB59"/>
           </w:tcPr>
           <w:p>
             <w:r>
@@ -544,6 +545,7 @@
         <w:tc>
           <w:tcPr>
             <w:tcW w:w="0" w:type="auto"/>
+            <w:shd w:val="clear" w:color="auto" w:fill="9BBB59"/>
           </w:tcPr>
           <w:p>
             <w:r>
@@ -925,6 +927,7 @@
         <w:tc>
           <w:tcPr>
             <w:tcW w:w="0" w:type="auto"/>
+            <w:shd w:val="clear" w:color="auto" w:fill="D3DFEE"/>
           </w:tcPr>
           <w:p>
             <w:r>
@@ -1041,6 +1044,7 @@
         <w:tc>
           <w:tcPr>
             <w:tcW w:w="0" w:type="auto"/>
+            <w:shd w:val="clear" w:color="auto" w:fill="D3DFEE"/>
           </w:tcPr>
           <w:p>
             <w:r>
@@ -1055,6 +1059,7 @@
         <w:tc>
           <w:tcPr>
             <w:tcW w:w="0" w:type="auto"/>
+            <w:shd w:val="clear" w:color="auto" w:fill="D3DFEE"/>
           </w:tcPr>
           <w:p>
             <w:r>
@@ -1069,6 +1074,7 @@
         <w:tc>
           <w:tcPr>
             <w:tcW w:w="0" w:type="auto"/>
+            <w:shd w:val="clear" w:color="auto" w:fill="D3DFEE"/>
           </w:tcPr>
           <w:p>
             <w:r>
@@ -1189,6 +1195,7 @@
         <w:tc>
           <w:tcPr>
             <w:tcW w:w="0" w:type="auto"/>
+            <w:shd w:val="clear" w:color="auto" w:fill="D3DFEE"/>
           </w:tcPr>
           <w:p>
             <w:r>
@@ -1203,6 +1210,7 @@
         <w:tc>
           <w:tcPr>
             <w:tcW w:w="0" w:type="auto"/>
+            <w:shd w:val="clear" w:color="auto" w:fill="D3DFEE"/>
           </w:tcPr>
           <w:p>
             <w:r>
@@ -1217,6 +1225,7 @@
         <w:tc>
           <w:tcPr>
             <w:tcW w:w="0" w:type="auto"/>
+            <w:shd w:val="clear" w:color="auto" w:fill="D3DFEE"/>
           </w:tcPr>
           <w:p>
             <w:r>
@@ -1231,6 +1240,7 @@
         <w:tc>
           <w:tcPr>
             <w:tcW w:w="0" w:type="auto"/>
+            <w:shd w:val="clear" w:color="auto" w:fill="D3DFEE"/>
           </w:tcPr>
           <w:p>
             <w:r>
@@ -1245,6 +1255,7 @@
         <w:tc>
           <w:tcPr>
             <w:tcW w:w="0" w:type="auto"/>
+            <w:shd w:val="clear" w:color="auto" w:fill="D3DFEE"/>
           </w:tcPr>
           <w:p>
             <w:r>
@@ -1300,6 +1311,7 @@
         <w:tc>
           <w:tcPr>
             <w:tcW w:w="0" w:type="auto"/>
+            <w:shd w:val="clear" w:color="auto" w:fill="4BACC6"/>
           </w:tcPr>
           <w:p>
             <w:r>
@@ -1316,6 +1328,7 @@
         <w:tc>
           <w:tcPr>
             <w:tcW w:w="0" w:type="auto"/>
+            <w:shd w:val="clear" w:color="auto" w:fill="4BACC6"/>
           </w:tcPr>
           <w:p>
             <w:r>
@@ -1332,6 +1345,7 @@
         <w:tc>
           <w:tcPr>
             <w:tcW w:w="0" w:type="auto"/>
+            <w:shd w:val="clear" w:color="auto" w:fill="4BACC6"/>
           </w:tcPr>
           <w:p>
             <w:r>
@@ -1357,6 +1371,7 @@
         <w:tc>
           <w:tcPr>
             <w:tcW w:w="0" w:type="auto"/>
+            <w:shd w:val="clear" w:color="auto" w:fill="4BACC6"/>
           </w:tcPr>
           <w:p>
             <w:r>

--- a/test/generator/baseline/gen.pdf.to.docx.docx
+++ b/test/generator/baseline/gen.pdf.to.docx.docx
@@ -276,15 +276,7 @@
           <w:rFonts w:ascii="Ubuntu-Regular" w:hAnsi="Ubuntu-Regular"/>
           <w:sz w:val="24"/>
         </w:rPr>
-        <w:t xml:space="preserve">A paragraph with styled text:</w:t>
-      </w:r>
-      <w:r>
-        <w:rPr>
-          <w:rFonts w:ascii="Ubuntu-Regular" w:hAnsi="Ubuntu-Regular"/>
-          <w:color w:val="808080"/>
-          <w:sz w:val="24"/>
-        </w:rPr>
-        <w:t xml:space="preserve"> </w:t>
+        <w:t xml:space="preserve">A paragraph with styled text: </w:t>
       </w:r>
       <w:r>
         <w:rPr>
@@ -3033,18 +3025,9 @@
           <w:rFonts w:ascii="Ubuntu-Regular" w:hAnsi="Ubuntu-Regular"/>
           <w:sz w:val="24"/>
         </w:rPr>
-        <w:t xml:space="preserve">example, here is a link pointing to the</w:t>
+        <w:t xml:space="preserve">example, here is a link pointing to the </w:t>
       </w:r>
       <w:hyperlink r:id="rId1">
-        <w:r>
-          <w:rPr>
-            <w:rStyle w:val="Hyperlink"/>
-            <w:rFonts w:ascii="Ubuntu-Regular" w:hAnsi="Ubuntu-Regular"/>
-            <w:color w:val="0000FF"/>
-            <w:sz w:val="24"/>
-          </w:rPr>
-          <w:t xml:space="preserve"> </w:t>
-        </w:r>
         <w:r>
           <w:rPr>
             <w:rStyle w:val="Hyperlink"/>
@@ -3066,18 +3049,9 @@
           <w:rFonts w:ascii="Ubuntu-Regular" w:hAnsi="Ubuntu-Regular"/>
           <w:sz w:val="24"/>
         </w:rPr>
-        <w:t xml:space="preserve">points back to the section on</w:t>
+        <w:t xml:space="preserve">points back to the section on </w:t>
       </w:r>
       <w:hyperlink w:anchor="paragraph_level_formatting">
-        <w:r>
-          <w:rPr>
-            <w:rStyle w:val="Hyperlink"/>
-            <w:rFonts w:ascii="Ubuntu-Regular" w:hAnsi="Ubuntu-Regular"/>
-            <w:color w:val="0000FF"/>
-            <w:sz w:val="24"/>
-          </w:rPr>
-          <w:t xml:space="preserve"> </w:t>
-        </w:r>
         <w:r>
           <w:rPr>
             <w:rStyle w:val="Hyperlink"/>
@@ -3445,15 +3419,7 @@
           <w:rFonts w:ascii="Ubuntu-Regular" w:hAnsi="Ubuntu-Regular"/>
           <w:sz w:val="24"/>
         </w:rPr>
-        <w:t xml:space="preserve">was</w:t>
-      </w:r>
-      <w:r>
-        <w:rPr>
-          <w:rFonts w:ascii="Ubuntu-Regular" w:hAnsi="Ubuntu-Regular"/>
-          <w:color w:val="808080"/>
-          <w:sz w:val="24"/>
-        </w:rPr>
-        <w:t xml:space="preserve"> </w:t>
+        <w:t xml:space="preserve">was </w:t>
       </w:r>
       <w:r>
         <w:rPr>

--- a/test/generator/baseline/gen.pdf.to.docx.docx
+++ b/test/generator/baseline/gen.pdf.to.docx.docx
@@ -420,6 +420,7 @@
         <w:rPr>
           <w:rFonts w:ascii="Ubuntu-Regular" w:hAnsi="Ubuntu-Regular"/>
           <w:sz w:val="24"/>
+          <w:shd w:val="clear" w:color="auto" w:fill="DDDDDD"/>
         </w:rPr>
         <w:t xml:space="preserve">You can do crazy things with paragraphs, if the urge strikes you. For instance this </w:t>
       </w:r>
@@ -427,6 +428,7 @@
         <w:rPr>
           <w:rFonts w:ascii="Ubuntu-Regular" w:hAnsi="Ubuntu-Regular"/>
           <w:sz w:val="24"/>
+          <w:shd w:val="clear" w:color="auto" w:fill="DDDDDD"/>
         </w:rPr>
         <w:t xml:space="preserve">paragraph is right aligned and has a right border. It has also been given a light gray </w:t>
       </w:r>
@@ -434,6 +436,7 @@
         <w:rPr>
           <w:rFonts w:ascii="Ubuntu-Regular" w:hAnsi="Ubuntu-Regular"/>
           <w:sz w:val="24"/>
+          <w:shd w:val="clear" w:color="auto" w:fill="DDDDDD"/>
         </w:rPr>
         <w:t xml:space="preserve">background.</w:t>
       </w:r>
